--- a/templates/empty/f7.docx
+++ b/templates/empty/f7.docx
@@ -8,6 +8,16 @@
         <w:rPr>
           <w:sz w:val="24"/>
           <w:szCs w:val="24"/>
+          <w:lang w:val="en-US"/>
+        </w:rPr>
+      </w:pPr>
+    </w:p>
+    <w:p>
+      <w:pPr>
+        <w:jc w:val="right"/>
+        <w:rPr>
+          <w:sz w:val="24"/>
+          <w:szCs w:val="24"/>
           <w:lang w:val="uk-UA"/>
         </w:rPr>
       </w:pPr>
@@ -65,23 +75,13 @@
           <w:lang w:val="uk-UA"/>
         </w:rPr>
       </w:pPr>
-      <w:proofErr w:type="spellStart"/>
       <w:r>
         <w:rPr>
           <w:sz w:val="24"/>
           <w:szCs w:val="24"/>
           <w:lang w:val="uk-UA"/>
         </w:rPr>
-        <w:t>Доп</w:t>
-      </w:r>
-      <w:proofErr w:type="spellEnd"/>
-      <w:r>
-        <w:rPr>
-          <w:sz w:val="24"/>
-          <w:szCs w:val="24"/>
-          <w:lang w:val="uk-UA"/>
-        </w:rPr>
-        <w:t>. угода №____________________</w:t>
+        <w:t>Доп. угода №____________________</w:t>
       </w:r>
     </w:p>
     <w:p>
@@ -133,7 +133,6 @@
         <w:rPr>
           <w:sz w:val="24"/>
           <w:szCs w:val="24"/>
-          <w:lang w:val="en-US"/>
         </w:rPr>
       </w:pPr>
       <w:r>
@@ -148,7 +147,6 @@
         <w:rPr>
           <w:sz w:val="24"/>
           <w:szCs w:val="24"/>
-          <w:lang w:val="en-US"/>
         </w:rPr>
         <w:tab/>
       </w:r>
@@ -156,7 +154,6 @@
         <w:rPr>
           <w:sz w:val="24"/>
           <w:szCs w:val="24"/>
-          <w:lang w:val="en-US"/>
         </w:rPr>
         <w:tab/>
       </w:r>
@@ -164,7 +161,6 @@
         <w:rPr>
           <w:sz w:val="24"/>
           <w:szCs w:val="24"/>
-          <w:lang w:val="en-US"/>
         </w:rPr>
         <w:tab/>
       </w:r>
@@ -172,7 +168,6 @@
         <w:rPr>
           <w:sz w:val="24"/>
           <w:szCs w:val="24"/>
-          <w:lang w:val="en-US"/>
         </w:rPr>
         <w:tab/>
       </w:r>
@@ -180,7 +175,6 @@
         <w:rPr>
           <w:sz w:val="24"/>
           <w:szCs w:val="24"/>
-          <w:lang w:val="en-US"/>
         </w:rPr>
         <w:tab/>
       </w:r>
@@ -188,7 +182,6 @@
         <w:rPr>
           <w:sz w:val="24"/>
           <w:szCs w:val="24"/>
-          <w:lang w:val="en-US"/>
         </w:rPr>
         <w:tab/>
       </w:r>
@@ -196,7 +189,6 @@
         <w:rPr>
           <w:sz w:val="24"/>
           <w:szCs w:val="24"/>
-          <w:lang w:val="en-US"/>
         </w:rPr>
         <w:tab/>
       </w:r>
@@ -204,7 +196,6 @@
         <w:rPr>
           <w:sz w:val="24"/>
           <w:szCs w:val="24"/>
-          <w:lang w:val="en-US"/>
         </w:rPr>
         <w:tab/>
         <w:t xml:space="preserve">     </w:t>
@@ -223,7 +214,6 @@
         <w:rPr>
           <w:sz w:val="24"/>
           <w:szCs w:val="24"/>
-          <w:lang w:val="en-US"/>
         </w:rPr>
       </w:pPr>
     </w:p>
@@ -233,7 +223,6 @@
         <w:rPr>
           <w:sz w:val="24"/>
           <w:szCs w:val="24"/>
-          <w:lang w:val="en-US"/>
         </w:rPr>
       </w:pPr>
       <w:r>
@@ -242,25 +231,7 @@
           <w:szCs w:val="24"/>
           <w:lang w:val="uk-UA"/>
         </w:rPr>
-        <w:t xml:space="preserve">Форма № 7 оформляється з боку </w:t>
-      </w:r>
-      <w:proofErr w:type="spellStart"/>
-      <w:r>
-        <w:rPr>
-          <w:sz w:val="24"/>
-          <w:szCs w:val="24"/>
-          <w:lang w:val="uk-UA"/>
-        </w:rPr>
-        <w:t>Балансоутримувача</w:t>
-      </w:r>
-      <w:proofErr w:type="spellEnd"/>
-      <w:r>
-        <w:rPr>
-          <w:sz w:val="24"/>
-          <w:szCs w:val="24"/>
-          <w:lang w:val="uk-UA"/>
-        </w:rPr>
-        <w:t xml:space="preserve"> за наявності наданої Замовником поетапної</w:t>
+        <w:t>Форма № 7 оформляється з боку Балансоутримувача за наявності наданої Замовником поетапної</w:t>
       </w:r>
       <w:r>
         <w:rPr>
@@ -270,52 +241,14 @@
         </w:rPr>
         <w:t xml:space="preserve"> </w:t>
       </w:r>
-      <w:proofErr w:type="spellStart"/>
       <w:r>
         <w:rPr>
           <w:sz w:val="24"/>
           <w:szCs w:val="24"/>
           <w:lang w:val="uk-UA"/>
         </w:rPr>
-        <w:t>фотофіксації</w:t>
+        <w:t>фотофіксації зворотньої засипки розриття</w:t>
       </w:r>
-      <w:proofErr w:type="spellEnd"/>
-      <w:r>
-        <w:rPr>
-          <w:sz w:val="24"/>
-          <w:szCs w:val="24"/>
-          <w:lang w:val="uk-UA"/>
-        </w:rPr>
-        <w:t xml:space="preserve"> </w:t>
-      </w:r>
-      <w:proofErr w:type="spellStart"/>
-      <w:r>
-        <w:rPr>
-          <w:sz w:val="24"/>
-          <w:szCs w:val="24"/>
-          <w:lang w:val="uk-UA"/>
-        </w:rPr>
-        <w:t>зворотньої</w:t>
-      </w:r>
-      <w:proofErr w:type="spellEnd"/>
-      <w:r>
-        <w:rPr>
-          <w:sz w:val="24"/>
-          <w:szCs w:val="24"/>
-          <w:lang w:val="uk-UA"/>
-        </w:rPr>
-        <w:t xml:space="preserve"> засипки </w:t>
-      </w:r>
-      <w:proofErr w:type="spellStart"/>
-      <w:r>
-        <w:rPr>
-          <w:sz w:val="24"/>
-          <w:szCs w:val="24"/>
-          <w:lang w:val="uk-UA"/>
-        </w:rPr>
-        <w:t>розриття</w:t>
-      </w:r>
-      <w:proofErr w:type="spellEnd"/>
     </w:p>
     <w:p>
       <w:pPr>
@@ -323,7 +256,6 @@
         <w:rPr>
           <w:sz w:val="24"/>
           <w:szCs w:val="24"/>
-          <w:lang w:val="en-US"/>
         </w:rPr>
       </w:pPr>
     </w:p>
@@ -366,44 +298,13 @@
           <w:szCs w:val="28"/>
           <w:lang w:val="uk-UA"/>
         </w:rPr>
-        <w:t xml:space="preserve">з </w:t>
+        <w:t>з зворотньої засипки розриття</w:t>
       </w:r>
-      <w:proofErr w:type="spellStart"/>
-      <w:r>
-        <w:rPr>
-          <w:b/>
-          <w:sz w:val="28"/>
-          <w:szCs w:val="28"/>
-          <w:lang w:val="uk-UA"/>
-        </w:rPr>
-        <w:t>зворотньої</w:t>
-      </w:r>
-      <w:proofErr w:type="spellEnd"/>
-      <w:r>
-        <w:rPr>
-          <w:b/>
-          <w:sz w:val="28"/>
-          <w:szCs w:val="28"/>
-          <w:lang w:val="uk-UA"/>
-        </w:rPr>
-        <w:t xml:space="preserve"> засипки </w:t>
-      </w:r>
-      <w:proofErr w:type="spellStart"/>
-      <w:r>
-        <w:rPr>
-          <w:b/>
-          <w:sz w:val="28"/>
-          <w:szCs w:val="28"/>
-          <w:lang w:val="uk-UA"/>
-        </w:rPr>
-        <w:t>розриття</w:t>
-      </w:r>
-      <w:proofErr w:type="spellEnd"/>
     </w:p>
     <w:tbl>
       <w:tblPr>
         <w:tblW w:w="0" w:type="auto"/>
-        <w:tblLook w:val="04A0"/>
+        <w:tblLook w:val="00A0"/>
       </w:tblPr>
       <w:tblGrid>
         <w:gridCol w:w="238"/>
@@ -512,7 +413,6 @@
                 <w:lang w:val="en-US"/>
               </w:rPr>
             </w:pPr>
-            <w:proofErr w:type="spellStart"/>
             <w:r>
               <w:rPr>
                 <w:b/>
@@ -520,17 +420,7 @@
                 <w:szCs w:val="24"/>
                 <w:lang w:val="en-US"/>
               </w:rPr>
-              <w:t>Дозвіл</w:t>
-            </w:r>
-            <w:proofErr w:type="spellEnd"/>
-            <w:r>
-              <w:rPr>
-                <w:b/>
-                <w:sz w:val="24"/>
-                <w:szCs w:val="24"/>
-                <w:lang w:val="en-US"/>
-              </w:rPr>
-              <w:t xml:space="preserve"> №</w:t>
+              <w:t>Дозвіл №</w:t>
             </w:r>
           </w:p>
         </w:tc>
@@ -563,7 +453,7 @@
           <w:tcPr>
             <w:tcW w:w="567" w:type="dxa"/>
             <w:tcBorders>
-              <w:top w:val="single" w:sz="4" w:space="0" w:color="FFFFFF" w:themeColor="background1"/>
+              <w:top w:val="single" w:sz="4" w:space="0" w:color="FFFFFF"/>
             </w:tcBorders>
             <w:vAlign w:val="bottom"/>
           </w:tcPr>
@@ -591,7 +481,7 @@
             <w:tcW w:w="2975" w:type="dxa"/>
             <w:gridSpan w:val="2"/>
             <w:tcBorders>
-              <w:top w:val="single" w:sz="4" w:space="0" w:color="FFFFFF" w:themeColor="background1"/>
+              <w:top w:val="single" w:sz="4" w:space="0" w:color="FFFFFF"/>
               <w:bottom w:val="single" w:sz="4" w:space="0" w:color="auto"/>
             </w:tcBorders>
             <w:vAlign w:val="bottom"/>
@@ -613,7 +503,7 @@
           <w:tcPr>
             <w:tcW w:w="3683" w:type="dxa"/>
             <w:tcBorders>
-              <w:top w:val="single" w:sz="4" w:space="0" w:color="FFFFFF" w:themeColor="background1"/>
+              <w:top w:val="single" w:sz="4" w:space="0" w:color="FFFFFF"/>
             </w:tcBorders>
             <w:vAlign w:val="bottom"/>
           </w:tcPr>
@@ -672,7 +562,6 @@
                 <w:lang w:val="en-US"/>
               </w:rPr>
             </w:pPr>
-            <w:proofErr w:type="spellStart"/>
             <w:r>
               <w:rPr>
                 <w:b/>
@@ -680,37 +569,7 @@
                 <w:szCs w:val="24"/>
                 <w:lang w:val="en-US"/>
               </w:rPr>
-              <w:t>Представник</w:t>
-            </w:r>
-            <w:proofErr w:type="spellEnd"/>
-            <w:r>
-              <w:rPr>
-                <w:b/>
-                <w:sz w:val="24"/>
-                <w:szCs w:val="24"/>
-                <w:lang w:val="en-US"/>
-              </w:rPr>
-              <w:t xml:space="preserve"> </w:t>
-            </w:r>
-            <w:proofErr w:type="spellStart"/>
-            <w:r>
-              <w:rPr>
-                <w:b/>
-                <w:sz w:val="24"/>
-                <w:szCs w:val="24"/>
-                <w:lang w:val="en-US"/>
-              </w:rPr>
-              <w:t>Замовника</w:t>
-            </w:r>
-            <w:proofErr w:type="spellEnd"/>
-            <w:r>
-              <w:rPr>
-                <w:b/>
-                <w:sz w:val="24"/>
-                <w:szCs w:val="24"/>
-                <w:lang w:val="en-US"/>
-              </w:rPr>
-              <w:t>:</w:t>
+              <w:t>Представник Замовника:</w:t>
             </w:r>
           </w:p>
         </w:tc>
@@ -790,109 +649,120 @@
                 <w:szCs w:val="16"/>
                 <w:lang w:val="en-US"/>
               </w:rPr>
-              <w:t>(</w:t>
-            </w:r>
-            <w:proofErr w:type="spellStart"/>
-            <w:r>
+              <w:t>(посада, ПІБ)</w:t>
+            </w:r>
+          </w:p>
+        </w:tc>
+      </w:tr>
+      <w:tr>
+        <w:tc>
+          <w:tcPr>
+            <w:tcW w:w="3686" w:type="dxa"/>
+            <w:gridSpan w:val="6"/>
+            <w:tcMar>
+              <w:left w:w="0" w:type="dxa"/>
+              <w:right w:w="0" w:type="dxa"/>
+            </w:tcMar>
+            <w:vAlign w:val="bottom"/>
+          </w:tcPr>
+          <w:p>
+            <w:pPr>
+              <w:rPr>
+                <w:b/>
+                <w:sz w:val="24"/>
+                <w:szCs w:val="24"/>
+                <w:lang w:val="en-US"/>
+              </w:rPr>
+            </w:pPr>
+            <w:r>
+              <w:rPr>
+                <w:b/>
+                <w:sz w:val="24"/>
+                <w:szCs w:val="24"/>
+                <w:lang w:val="en-US"/>
+              </w:rPr>
+              <w:t>Представник КП «Шляхрембуд»:</w:t>
+            </w:r>
+          </w:p>
+        </w:tc>
+        <w:tc>
+          <w:tcPr>
+            <w:tcW w:w="6519" w:type="dxa"/>
+            <w:gridSpan w:val="2"/>
+            <w:tcBorders>
+              <w:bottom w:val="single" w:sz="4" w:space="0" w:color="auto"/>
+            </w:tcBorders>
+            <w:vAlign w:val="bottom"/>
+          </w:tcPr>
+          <w:p>
+            <w:pPr>
+              <w:jc w:val="center"/>
+              <w:rPr>
+                <w:sz w:val="24"/>
+                <w:szCs w:val="24"/>
+                <w:lang w:val="en-US"/>
+              </w:rPr>
+            </w:pPr>
+          </w:p>
+        </w:tc>
+      </w:tr>
+      <w:tr>
+        <w:tc>
+          <w:tcPr>
+            <w:tcW w:w="10205" w:type="dxa"/>
+            <w:gridSpan w:val="8"/>
+            <w:tcBorders>
+              <w:bottom w:val="single" w:sz="4" w:space="0" w:color="auto"/>
+            </w:tcBorders>
+            <w:tcMar>
+              <w:left w:w="0" w:type="dxa"/>
+              <w:right w:w="0" w:type="dxa"/>
+            </w:tcMar>
+            <w:vAlign w:val="bottom"/>
+          </w:tcPr>
+          <w:p>
+            <w:pPr>
+              <w:jc w:val="center"/>
+              <w:rPr>
+                <w:sz w:val="32"/>
+                <w:szCs w:val="32"/>
+                <w:lang w:val="en-US"/>
+              </w:rPr>
+            </w:pPr>
+          </w:p>
+        </w:tc>
+      </w:tr>
+      <w:tr>
+        <w:tc>
+          <w:tcPr>
+            <w:tcW w:w="10205" w:type="dxa"/>
+            <w:gridSpan w:val="8"/>
+            <w:tcBorders>
+              <w:top w:val="single" w:sz="4" w:space="0" w:color="auto"/>
+            </w:tcBorders>
+            <w:tcMar>
+              <w:left w:w="0" w:type="dxa"/>
+              <w:right w:w="0" w:type="dxa"/>
+            </w:tcMar>
+          </w:tcPr>
+          <w:p>
+            <w:pPr>
+              <w:spacing w:after="60"/>
+              <w:jc w:val="center"/>
               <w:rPr>
                 <w:sz w:val="16"/>
                 <w:szCs w:val="16"/>
                 <w:lang w:val="en-US"/>
               </w:rPr>
-              <w:t>посада</w:t>
-            </w:r>
-            <w:proofErr w:type="spellEnd"/>
+            </w:pPr>
             <w:r>
               <w:rPr>
                 <w:sz w:val="16"/>
                 <w:szCs w:val="16"/>
                 <w:lang w:val="en-US"/>
               </w:rPr>
-              <w:t>, ПІБ)</w:t>
-            </w:r>
-          </w:p>
-        </w:tc>
-      </w:tr>
-      <w:tr>
-        <w:tc>
-          <w:tcPr>
-            <w:tcW w:w="3686" w:type="dxa"/>
-            <w:gridSpan w:val="6"/>
-            <w:tcMar>
-              <w:left w:w="0" w:type="dxa"/>
-              <w:right w:w="0" w:type="dxa"/>
-            </w:tcMar>
-            <w:vAlign w:val="bottom"/>
-          </w:tcPr>
-          <w:p>
-            <w:pPr>
-              <w:rPr>
-                <w:b/>
-                <w:sz w:val="24"/>
-                <w:szCs w:val="24"/>
-                <w:lang w:val="en-US"/>
-              </w:rPr>
-            </w:pPr>
-            <w:proofErr w:type="spellStart"/>
-            <w:r>
-              <w:rPr>
-                <w:b/>
-                <w:sz w:val="24"/>
-                <w:szCs w:val="24"/>
-                <w:lang w:val="en-US"/>
-              </w:rPr>
-              <w:t>Представник</w:t>
-            </w:r>
-            <w:proofErr w:type="spellEnd"/>
-            <w:r>
-              <w:rPr>
-                <w:b/>
-                <w:sz w:val="24"/>
-                <w:szCs w:val="24"/>
-                <w:lang w:val="en-US"/>
-              </w:rPr>
-              <w:t xml:space="preserve"> КП «</w:t>
-            </w:r>
-            <w:proofErr w:type="spellStart"/>
-            <w:r>
-              <w:rPr>
-                <w:b/>
-                <w:sz w:val="24"/>
-                <w:szCs w:val="24"/>
-                <w:lang w:val="en-US"/>
-              </w:rPr>
-              <w:t>Шляхрембуд</w:t>
-            </w:r>
-            <w:proofErr w:type="spellEnd"/>
-            <w:r>
-              <w:rPr>
-                <w:b/>
-                <w:sz w:val="24"/>
-                <w:szCs w:val="24"/>
-                <w:lang w:val="en-US"/>
-              </w:rPr>
-              <w:t>»:</w:t>
-            </w:r>
-          </w:p>
-        </w:tc>
-        <w:tc>
-          <w:tcPr>
-            <w:tcW w:w="6519" w:type="dxa"/>
-            <w:gridSpan w:val="2"/>
-            <w:tcBorders>
-              <w:bottom w:val="single" w:sz="4" w:space="0" w:color="auto"/>
-            </w:tcBorders>
-            <w:vAlign w:val="bottom"/>
-          </w:tcPr>
-          <w:p>
-            <w:pPr>
-              <w:jc w:val="center"/>
-              <w:rPr>
-                <w:sz w:val="24"/>
-                <w:szCs w:val="24"/>
-                <w:lang w:val="en-US"/>
-              </w:rPr>
-            </w:pPr>
+              <w:t>(посада, ПІБ)</w:t>
+            </w:r>
           </w:p>
         </w:tc>
       </w:tr>
@@ -901,21 +771,18 @@
           <w:tcPr>
             <w:tcW w:w="10205" w:type="dxa"/>
             <w:gridSpan w:val="8"/>
-            <w:tcBorders>
-              <w:bottom w:val="single" w:sz="4" w:space="0" w:color="auto"/>
-            </w:tcBorders>
-            <w:tcMar>
-              <w:left w:w="0" w:type="dxa"/>
-              <w:right w:w="0" w:type="dxa"/>
-            </w:tcMar>
-            <w:vAlign w:val="bottom"/>
-          </w:tcPr>
-          <w:p>
-            <w:pPr>
-              <w:jc w:val="center"/>
-              <w:rPr>
-                <w:sz w:val="32"/>
-                <w:szCs w:val="32"/>
+            <w:tcMar>
+              <w:left w:w="0" w:type="dxa"/>
+              <w:right w:w="0" w:type="dxa"/>
+            </w:tcMar>
+            <w:vAlign w:val="bottom"/>
+          </w:tcPr>
+          <w:p>
+            <w:pPr>
+              <w:jc w:val="center"/>
+              <w:rPr>
+                <w:sz w:val="24"/>
+                <w:szCs w:val="24"/>
                 <w:lang w:val="en-US"/>
               </w:rPr>
             </w:pPr>
@@ -927,9 +794,228 @@
           <w:tcPr>
             <w:tcW w:w="10205" w:type="dxa"/>
             <w:gridSpan w:val="8"/>
+            <w:tcMar>
+              <w:left w:w="0" w:type="dxa"/>
+              <w:right w:w="0" w:type="dxa"/>
+            </w:tcMar>
+            <w:vAlign w:val="bottom"/>
+          </w:tcPr>
+          <w:p>
+            <w:pPr>
+              <w:spacing w:after="120"/>
+              <w:rPr>
+                <w:b/>
+                <w:sz w:val="24"/>
+                <w:szCs w:val="24"/>
+              </w:rPr>
+            </w:pPr>
+            <w:r>
+              <w:rPr>
+                <w:b/>
+                <w:sz w:val="24"/>
+                <w:szCs w:val="24"/>
+              </w:rPr>
+              <w:t>Провели огляд виконаних робіт з:</w:t>
+            </w:r>
+          </w:p>
+        </w:tc>
+      </w:tr>
+      <w:tr>
+        <w:tc>
+          <w:tcPr>
+            <w:tcW w:w="10205" w:type="dxa"/>
+            <w:gridSpan w:val="8"/>
+            <w:tcBorders>
+              <w:bottom w:val="single" w:sz="4" w:space="0" w:color="auto"/>
+            </w:tcBorders>
+            <w:tcMar>
+              <w:left w:w="0" w:type="dxa"/>
+              <w:right w:w="0" w:type="dxa"/>
+            </w:tcMar>
+            <w:vAlign w:val="bottom"/>
+          </w:tcPr>
+          <w:p>
+            <w:pPr>
+              <w:ind w:firstLine="998"/>
+              <w:rPr>
+                <w:b/>
+                <w:sz w:val="24"/>
+                <w:szCs w:val="24"/>
+              </w:rPr>
+            </w:pPr>
+            <w:r>
+              <w:rPr>
+                <w:b/>
+                <w:sz w:val="24"/>
+                <w:szCs w:val="24"/>
+              </w:rPr>
+              <w:t>зворотня засипка розриття</w:t>
+            </w:r>
+          </w:p>
+        </w:tc>
+      </w:tr>
+      <w:tr>
+        <w:tc>
+          <w:tcPr>
+            <w:tcW w:w="10205" w:type="dxa"/>
+            <w:gridSpan w:val="8"/>
             <w:tcBorders>
               <w:top w:val="single" w:sz="4" w:space="0" w:color="auto"/>
             </w:tcBorders>
+            <w:tcMar>
+              <w:left w:w="0" w:type="dxa"/>
+              <w:right w:w="0" w:type="dxa"/>
+            </w:tcMar>
+            <w:vAlign w:val="bottom"/>
+          </w:tcPr>
+          <w:p>
+            <w:pPr>
+              <w:jc w:val="center"/>
+              <w:rPr>
+                <w:sz w:val="24"/>
+                <w:szCs w:val="24"/>
+              </w:rPr>
+            </w:pPr>
+          </w:p>
+        </w:tc>
+      </w:tr>
+      <w:tr>
+        <w:tc>
+          <w:tcPr>
+            <w:tcW w:w="10205" w:type="dxa"/>
+            <w:gridSpan w:val="8"/>
+            <w:tcMar>
+              <w:left w:w="0" w:type="dxa"/>
+              <w:right w:w="0" w:type="dxa"/>
+            </w:tcMar>
+            <w:vAlign w:val="bottom"/>
+          </w:tcPr>
+          <w:p>
+            <w:pPr>
+              <w:spacing w:after="120"/>
+              <w:rPr>
+                <w:b/>
+                <w:sz w:val="24"/>
+                <w:szCs w:val="24"/>
+              </w:rPr>
+            </w:pPr>
+            <w:r>
+              <w:rPr>
+                <w:b/>
+                <w:sz w:val="24"/>
+                <w:szCs w:val="24"/>
+              </w:rPr>
+              <w:t>При огляді встановили:</w:t>
+            </w:r>
+          </w:p>
+        </w:tc>
+      </w:tr>
+      <w:tr>
+        <w:tc>
+          <w:tcPr>
+            <w:tcW w:w="238" w:type="dxa"/>
+            <w:tcMar>
+              <w:left w:w="0" w:type="dxa"/>
+              <w:right w:w="0" w:type="dxa"/>
+            </w:tcMar>
+            <w:vAlign w:val="bottom"/>
+          </w:tcPr>
+          <w:p>
+            <w:pPr>
+              <w:rPr>
+                <w:sz w:val="24"/>
+                <w:szCs w:val="24"/>
+                <w:lang w:val="en-US"/>
+              </w:rPr>
+            </w:pPr>
+            <w:r>
+              <w:rPr>
+                <w:sz w:val="24"/>
+                <w:szCs w:val="24"/>
+                <w:lang w:val="en-US"/>
+              </w:rPr>
+              <w:t>1.</w:t>
+            </w:r>
+          </w:p>
+        </w:tc>
+        <w:tc>
+          <w:tcPr>
+            <w:tcW w:w="9967" w:type="dxa"/>
+            <w:gridSpan w:val="7"/>
+            <w:tcBorders>
+              <w:bottom w:val="single" w:sz="4" w:space="0" w:color="auto"/>
+            </w:tcBorders>
+            <w:vAlign w:val="bottom"/>
+          </w:tcPr>
+          <w:p>
+            <w:pPr>
+              <w:rPr>
+                <w:sz w:val="24"/>
+                <w:szCs w:val="24"/>
+              </w:rPr>
+            </w:pPr>
+            <w:r>
+              <w:rPr>
+                <w:sz w:val="24"/>
+                <w:szCs w:val="24"/>
+              </w:rPr>
+              <w:t>Зворотня засипка розриття проведена з пошаровим ущільненням, проливанням піску та</w:t>
+            </w:r>
+          </w:p>
+        </w:tc>
+      </w:tr>
+      <w:tr>
+        <w:tc>
+          <w:tcPr>
+            <w:tcW w:w="238" w:type="dxa"/>
+            <w:tcMar>
+              <w:left w:w="0" w:type="dxa"/>
+              <w:right w:w="0" w:type="dxa"/>
+            </w:tcMar>
+            <w:vAlign w:val="bottom"/>
+          </w:tcPr>
+          <w:p>
+            <w:pPr>
+              <w:jc w:val="center"/>
+              <w:rPr>
+                <w:sz w:val="24"/>
+                <w:szCs w:val="24"/>
+              </w:rPr>
+            </w:pPr>
+          </w:p>
+        </w:tc>
+        <w:tc>
+          <w:tcPr>
+            <w:tcW w:w="9967" w:type="dxa"/>
+            <w:gridSpan w:val="7"/>
+            <w:tcBorders>
+              <w:top w:val="single" w:sz="4" w:space="0" w:color="auto"/>
+              <w:bottom w:val="single" w:sz="4" w:space="0" w:color="auto"/>
+            </w:tcBorders>
+            <w:vAlign w:val="bottom"/>
+          </w:tcPr>
+          <w:p>
+            <w:pPr>
+              <w:rPr>
+                <w:sz w:val="24"/>
+                <w:szCs w:val="24"/>
+              </w:rPr>
+            </w:pPr>
+            <w:r>
+              <w:rPr>
+                <w:sz w:val="24"/>
+                <w:szCs w:val="24"/>
+              </w:rPr>
+              <w:t>ущільненням щебеню механічними трамбовками</w:t>
+            </w:r>
+          </w:p>
+        </w:tc>
+      </w:tr>
+      <w:tr>
+        <w:tc>
+          <w:tcPr>
+            <w:tcW w:w="10205" w:type="dxa"/>
+            <w:gridSpan w:val="8"/>
             <w:tcMar>
               <w:left w:w="0" w:type="dxa"/>
               <w:right w:w="0" w:type="dxa"/>
@@ -942,34 +1028,173 @@
               <w:rPr>
                 <w:sz w:val="16"/>
                 <w:szCs w:val="16"/>
-                <w:lang w:val="en-US"/>
               </w:rPr>
             </w:pPr>
             <w:r>
               <w:rPr>
                 <w:sz w:val="16"/>
                 <w:szCs w:val="16"/>
-                <w:lang w:val="en-US"/>
-              </w:rPr>
-              <w:t>(</w:t>
-            </w:r>
-            <w:proofErr w:type="spellStart"/>
-            <w:r>
+              </w:rPr>
+              <w:t>(опис виконаного конструктиву)</w:t>
+            </w:r>
+          </w:p>
+        </w:tc>
+      </w:tr>
+      <w:tr>
+        <w:tc>
+          <w:tcPr>
+            <w:tcW w:w="238" w:type="dxa"/>
+            <w:tcMar>
+              <w:left w:w="0" w:type="dxa"/>
+              <w:right w:w="0" w:type="dxa"/>
+            </w:tcMar>
+            <w:vAlign w:val="bottom"/>
+          </w:tcPr>
+          <w:p>
+            <w:pPr>
+              <w:spacing w:before="120"/>
+              <w:rPr>
+                <w:sz w:val="24"/>
+                <w:szCs w:val="24"/>
+                <w:lang w:val="en-US"/>
+              </w:rPr>
+            </w:pPr>
+            <w:r>
+              <w:rPr>
+                <w:sz w:val="24"/>
+                <w:szCs w:val="24"/>
+                <w:lang w:val="en-US"/>
+              </w:rPr>
+              <w:t>2.</w:t>
+            </w:r>
+          </w:p>
+        </w:tc>
+        <w:tc>
+          <w:tcPr>
+            <w:tcW w:w="9967" w:type="dxa"/>
+            <w:gridSpan w:val="7"/>
+            <w:tcBorders>
+              <w:bottom w:val="single" w:sz="4" w:space="0" w:color="auto"/>
+            </w:tcBorders>
+            <w:vAlign w:val="bottom"/>
+          </w:tcPr>
+          <w:p>
+            <w:pPr>
+              <w:rPr>
+                <w:sz w:val="24"/>
+                <w:szCs w:val="24"/>
+              </w:rPr>
+            </w:pPr>
+            <w:r>
+              <w:rPr>
+                <w:sz w:val="24"/>
+                <w:szCs w:val="24"/>
+              </w:rPr>
+              <w:t>Зворотня засипка відповідає конструктиву прої</w:t>
+            </w:r>
+            <w:r>
+              <w:rPr>
+                <w:sz w:val="24"/>
+                <w:szCs w:val="24"/>
+                <w:lang w:val="uk-UA"/>
+              </w:rPr>
+              <w:t>жд</w:t>
+            </w:r>
+            <w:r>
+              <w:rPr>
+                <w:sz w:val="24"/>
+                <w:szCs w:val="24"/>
+              </w:rPr>
+              <w:t>жої частини</w:t>
+            </w:r>
+          </w:p>
+        </w:tc>
+      </w:tr>
+      <w:tr>
+        <w:tc>
+          <w:tcPr>
+            <w:tcW w:w="10205" w:type="dxa"/>
+            <w:gridSpan w:val="8"/>
+            <w:tcMar>
+              <w:left w:w="0" w:type="dxa"/>
+              <w:right w:w="0" w:type="dxa"/>
+            </w:tcMar>
+          </w:tcPr>
+          <w:p>
+            <w:pPr>
+              <w:spacing w:after="60"/>
+              <w:jc w:val="center"/>
               <w:rPr>
                 <w:sz w:val="16"/>
                 <w:szCs w:val="16"/>
-                <w:lang w:val="en-US"/>
-              </w:rPr>
-              <w:t>посада</w:t>
-            </w:r>
-            <w:proofErr w:type="spellEnd"/>
+                <w:lang w:val="uk-UA"/>
+              </w:rPr>
+            </w:pPr>
             <w:r>
               <w:rPr>
                 <w:sz w:val="16"/>
                 <w:szCs w:val="16"/>
-                <w:lang w:val="en-US"/>
-              </w:rPr>
-              <w:t>, ПІБ)</w:t>
+                <w:lang w:val="uk-UA"/>
+              </w:rPr>
+              <w:t>(вид та якість відповідних матеріалів)</w:t>
+            </w:r>
+          </w:p>
+        </w:tc>
+      </w:tr>
+      <w:tr>
+        <w:tc>
+          <w:tcPr>
+            <w:tcW w:w="238" w:type="dxa"/>
+            <w:tcMar>
+              <w:left w:w="0" w:type="dxa"/>
+              <w:right w:w="0" w:type="dxa"/>
+            </w:tcMar>
+            <w:vAlign w:val="bottom"/>
+          </w:tcPr>
+          <w:p>
+            <w:pPr>
+              <w:spacing w:before="120"/>
+              <w:rPr>
+                <w:sz w:val="24"/>
+                <w:szCs w:val="24"/>
+                <w:lang w:val="en-US"/>
+              </w:rPr>
+            </w:pPr>
+            <w:r>
+              <w:rPr>
+                <w:sz w:val="24"/>
+                <w:szCs w:val="24"/>
+                <w:lang w:val="en-US"/>
+              </w:rPr>
+              <w:t>3.</w:t>
+            </w:r>
+          </w:p>
+        </w:tc>
+        <w:tc>
+          <w:tcPr>
+            <w:tcW w:w="9967" w:type="dxa"/>
+            <w:gridSpan w:val="7"/>
+            <w:tcBorders>
+              <w:bottom w:val="single" w:sz="4" w:space="0" w:color="auto"/>
+            </w:tcBorders>
+            <w:vAlign w:val="bottom"/>
+          </w:tcPr>
+          <w:p>
+            <w:pPr>
+              <w:jc w:val="center"/>
+              <w:rPr>
+                <w:sz w:val="24"/>
+                <w:szCs w:val="24"/>
+                <w:lang w:val="uk-UA"/>
+              </w:rPr>
+            </w:pPr>
+            <w:r>
+              <w:rPr>
+                <w:sz w:val="24"/>
+                <w:szCs w:val="24"/>
+                <w:lang w:val="uk-UA"/>
+              </w:rPr>
+              <w:t>відповідає</w:t>
             </w:r>
           </w:p>
         </w:tc>
@@ -983,17 +1208,23 @@
               <w:left w:w="0" w:type="dxa"/>
               <w:right w:w="0" w:type="dxa"/>
             </w:tcMar>
-            <w:vAlign w:val="bottom"/>
-          </w:tcPr>
-          <w:p>
-            <w:pPr>
-              <w:jc w:val="center"/>
-              <w:rPr>
-                <w:sz w:val="24"/>
-                <w:szCs w:val="24"/>
-                <w:lang w:val="en-US"/>
-              </w:rPr>
-            </w:pPr>
+          </w:tcPr>
+          <w:p>
+            <w:pPr>
+              <w:spacing w:after="60"/>
+              <w:jc w:val="center"/>
+              <w:rPr>
+                <w:sz w:val="16"/>
+                <w:szCs w:val="16"/>
+              </w:rPr>
+            </w:pPr>
+            <w:r>
+              <w:rPr>
+                <w:sz w:val="16"/>
+                <w:szCs w:val="16"/>
+              </w:rPr>
+              <w:t>(оцінка та якість роботи, та відповідність нормам законодавства )</w:t>
+            </w:r>
           </w:p>
         </w:tc>
       </w:tr>
@@ -1010,75 +1241,12 @@
           </w:tcPr>
           <w:p>
             <w:pPr>
-              <w:spacing w:after="120"/>
-              <w:rPr>
-                <w:b/>
-                <w:sz w:val="24"/>
-                <w:szCs w:val="24"/>
-              </w:rPr>
-            </w:pPr>
-            <w:r>
-              <w:rPr>
-                <w:b/>
-                <w:sz w:val="24"/>
-                <w:szCs w:val="24"/>
-              </w:rPr>
-              <w:t xml:space="preserve">Провели </w:t>
-            </w:r>
-            <w:proofErr w:type="spellStart"/>
-            <w:r>
-              <w:rPr>
-                <w:b/>
-                <w:sz w:val="24"/>
-                <w:szCs w:val="24"/>
-              </w:rPr>
-              <w:t>огляд</w:t>
-            </w:r>
-            <w:proofErr w:type="spellEnd"/>
-            <w:r>
-              <w:rPr>
-                <w:b/>
-                <w:sz w:val="24"/>
-                <w:szCs w:val="24"/>
-              </w:rPr>
-              <w:t xml:space="preserve"> </w:t>
-            </w:r>
-            <w:proofErr w:type="spellStart"/>
-            <w:r>
-              <w:rPr>
-                <w:b/>
-                <w:sz w:val="24"/>
-                <w:szCs w:val="24"/>
-              </w:rPr>
-              <w:t>виконаних</w:t>
-            </w:r>
-            <w:proofErr w:type="spellEnd"/>
-            <w:r>
-              <w:rPr>
-                <w:b/>
-                <w:sz w:val="24"/>
-                <w:szCs w:val="24"/>
-              </w:rPr>
-              <w:t xml:space="preserve"> </w:t>
-            </w:r>
-            <w:proofErr w:type="spellStart"/>
-            <w:r>
-              <w:rPr>
-                <w:b/>
-                <w:sz w:val="24"/>
-                <w:szCs w:val="24"/>
-              </w:rPr>
-              <w:t>робіт</w:t>
-            </w:r>
-            <w:proofErr w:type="spellEnd"/>
-            <w:r>
-              <w:rPr>
-                <w:b/>
-                <w:sz w:val="24"/>
-                <w:szCs w:val="24"/>
-              </w:rPr>
-              <w:t xml:space="preserve"> з:</w:t>
-            </w:r>
+              <w:jc w:val="center"/>
+              <w:rPr>
+                <w:sz w:val="24"/>
+                <w:szCs w:val="24"/>
+              </w:rPr>
+            </w:pPr>
           </w:p>
         </w:tc>
       </w:tr>
@@ -1087,998 +1255,27 @@
           <w:tcPr>
             <w:tcW w:w="10205" w:type="dxa"/>
             <w:gridSpan w:val="8"/>
-            <w:tcBorders>
-              <w:bottom w:val="single" w:sz="4" w:space="0" w:color="auto"/>
-            </w:tcBorders>
-            <w:tcMar>
-              <w:left w:w="0" w:type="dxa"/>
-              <w:right w:w="0" w:type="dxa"/>
-            </w:tcMar>
-            <w:vAlign w:val="bottom"/>
-          </w:tcPr>
-          <w:p>
-            <w:pPr>
-              <w:ind w:firstLine="998"/>
+            <w:tcMar>
+              <w:left w:w="0" w:type="dxa"/>
+              <w:right w:w="0" w:type="dxa"/>
+            </w:tcMar>
+            <w:vAlign w:val="bottom"/>
+          </w:tcPr>
+          <w:p>
+            <w:pPr>
               <w:rPr>
                 <w:b/>
                 <w:sz w:val="24"/>
                 <w:szCs w:val="24"/>
               </w:rPr>
             </w:pPr>
-            <w:proofErr w:type="spellStart"/>
             <w:r>
               <w:rPr>
                 <w:b/>
                 <w:sz w:val="24"/>
                 <w:szCs w:val="24"/>
               </w:rPr>
-              <w:t>зворотня</w:t>
-            </w:r>
-            <w:proofErr w:type="spellEnd"/>
-            <w:r>
-              <w:rPr>
-                <w:b/>
-                <w:sz w:val="24"/>
-                <w:szCs w:val="24"/>
-              </w:rPr>
-              <w:t xml:space="preserve"> </w:t>
-            </w:r>
-            <w:proofErr w:type="spellStart"/>
-            <w:r>
-              <w:rPr>
-                <w:b/>
-                <w:sz w:val="24"/>
-                <w:szCs w:val="24"/>
-              </w:rPr>
-              <w:t>засипка</w:t>
-            </w:r>
-            <w:proofErr w:type="spellEnd"/>
-            <w:r>
-              <w:rPr>
-                <w:b/>
-                <w:sz w:val="24"/>
-                <w:szCs w:val="24"/>
-              </w:rPr>
-              <w:t xml:space="preserve"> </w:t>
-            </w:r>
-            <w:proofErr w:type="spellStart"/>
-            <w:r>
-              <w:rPr>
-                <w:b/>
-                <w:sz w:val="24"/>
-                <w:szCs w:val="24"/>
-              </w:rPr>
-              <w:t>розриття</w:t>
-            </w:r>
-            <w:proofErr w:type="spellEnd"/>
-          </w:p>
-        </w:tc>
-      </w:tr>
-      <w:tr>
-        <w:tc>
-          <w:tcPr>
-            <w:tcW w:w="10205" w:type="dxa"/>
-            <w:gridSpan w:val="8"/>
-            <w:tcBorders>
-              <w:top w:val="single" w:sz="4" w:space="0" w:color="auto"/>
-            </w:tcBorders>
-            <w:tcMar>
-              <w:left w:w="0" w:type="dxa"/>
-              <w:right w:w="0" w:type="dxa"/>
-            </w:tcMar>
-            <w:vAlign w:val="bottom"/>
-          </w:tcPr>
-          <w:p>
-            <w:pPr>
-              <w:jc w:val="center"/>
-              <w:rPr>
-                <w:sz w:val="24"/>
-                <w:szCs w:val="24"/>
-              </w:rPr>
-            </w:pPr>
-          </w:p>
-        </w:tc>
-      </w:tr>
-      <w:tr>
-        <w:tc>
-          <w:tcPr>
-            <w:tcW w:w="10205" w:type="dxa"/>
-            <w:gridSpan w:val="8"/>
-            <w:tcMar>
-              <w:left w:w="0" w:type="dxa"/>
-              <w:right w:w="0" w:type="dxa"/>
-            </w:tcMar>
-            <w:vAlign w:val="bottom"/>
-          </w:tcPr>
-          <w:p>
-            <w:pPr>
-              <w:spacing w:after="120"/>
-              <w:rPr>
-                <w:b/>
-                <w:sz w:val="24"/>
-                <w:szCs w:val="24"/>
-              </w:rPr>
-            </w:pPr>
-            <w:r>
-              <w:rPr>
-                <w:b/>
-                <w:sz w:val="24"/>
-                <w:szCs w:val="24"/>
-              </w:rPr>
-              <w:t xml:space="preserve">При </w:t>
-            </w:r>
-            <w:proofErr w:type="spellStart"/>
-            <w:r>
-              <w:rPr>
-                <w:b/>
-                <w:sz w:val="24"/>
-                <w:szCs w:val="24"/>
-              </w:rPr>
-              <w:t>огляді</w:t>
-            </w:r>
-            <w:proofErr w:type="spellEnd"/>
-            <w:r>
-              <w:rPr>
-                <w:b/>
-                <w:sz w:val="24"/>
-                <w:szCs w:val="24"/>
-              </w:rPr>
-              <w:t xml:space="preserve"> </w:t>
-            </w:r>
-            <w:proofErr w:type="spellStart"/>
-            <w:r>
-              <w:rPr>
-                <w:b/>
-                <w:sz w:val="24"/>
-                <w:szCs w:val="24"/>
-              </w:rPr>
-              <w:t>встановили</w:t>
-            </w:r>
-            <w:proofErr w:type="spellEnd"/>
-            <w:r>
-              <w:rPr>
-                <w:b/>
-                <w:sz w:val="24"/>
-                <w:szCs w:val="24"/>
-              </w:rPr>
-              <w:t>:</w:t>
-            </w:r>
-          </w:p>
-        </w:tc>
-      </w:tr>
-      <w:tr>
-        <w:tc>
-          <w:tcPr>
-            <w:tcW w:w="238" w:type="dxa"/>
-            <w:tcMar>
-              <w:left w:w="0" w:type="dxa"/>
-              <w:right w:w="0" w:type="dxa"/>
-            </w:tcMar>
-            <w:vAlign w:val="bottom"/>
-          </w:tcPr>
-          <w:p>
-            <w:pPr>
-              <w:rPr>
-                <w:sz w:val="24"/>
-                <w:szCs w:val="24"/>
-                <w:lang w:val="en-US"/>
-              </w:rPr>
-            </w:pPr>
-            <w:r>
-              <w:rPr>
-                <w:sz w:val="24"/>
-                <w:szCs w:val="24"/>
-                <w:lang w:val="en-US"/>
-              </w:rPr>
-              <w:t>1.</w:t>
-            </w:r>
-          </w:p>
-        </w:tc>
-        <w:tc>
-          <w:tcPr>
-            <w:tcW w:w="9967" w:type="dxa"/>
-            <w:gridSpan w:val="7"/>
-            <w:tcBorders>
-              <w:bottom w:val="single" w:sz="4" w:space="0" w:color="auto"/>
-            </w:tcBorders>
-            <w:vAlign w:val="bottom"/>
-          </w:tcPr>
-          <w:p>
-            <w:pPr>
-              <w:rPr>
-                <w:sz w:val="24"/>
-                <w:szCs w:val="24"/>
-              </w:rPr>
-            </w:pPr>
-            <w:proofErr w:type="spellStart"/>
-            <w:r>
-              <w:rPr>
-                <w:sz w:val="24"/>
-                <w:szCs w:val="24"/>
-              </w:rPr>
-              <w:t>Зворотня</w:t>
-            </w:r>
-            <w:proofErr w:type="spellEnd"/>
-            <w:r>
-              <w:rPr>
-                <w:sz w:val="24"/>
-                <w:szCs w:val="24"/>
-              </w:rPr>
-              <w:t xml:space="preserve"> </w:t>
-            </w:r>
-            <w:proofErr w:type="spellStart"/>
-            <w:r>
-              <w:rPr>
-                <w:sz w:val="24"/>
-                <w:szCs w:val="24"/>
-              </w:rPr>
-              <w:t>засипка</w:t>
-            </w:r>
-            <w:proofErr w:type="spellEnd"/>
-            <w:r>
-              <w:rPr>
-                <w:sz w:val="24"/>
-                <w:szCs w:val="24"/>
-              </w:rPr>
-              <w:t xml:space="preserve"> </w:t>
-            </w:r>
-            <w:proofErr w:type="spellStart"/>
-            <w:r>
-              <w:rPr>
-                <w:sz w:val="24"/>
-                <w:szCs w:val="24"/>
-              </w:rPr>
-              <w:t>розриття</w:t>
-            </w:r>
-            <w:proofErr w:type="spellEnd"/>
-            <w:r>
-              <w:rPr>
-                <w:sz w:val="24"/>
-                <w:szCs w:val="24"/>
-              </w:rPr>
-              <w:t xml:space="preserve"> проведена </w:t>
-            </w:r>
-            <w:proofErr w:type="spellStart"/>
-            <w:r>
-              <w:rPr>
-                <w:sz w:val="24"/>
-                <w:szCs w:val="24"/>
-              </w:rPr>
-              <w:t>з</w:t>
-            </w:r>
-            <w:proofErr w:type="spellEnd"/>
-            <w:r>
-              <w:rPr>
-                <w:sz w:val="24"/>
-                <w:szCs w:val="24"/>
-              </w:rPr>
-              <w:t xml:space="preserve"> </w:t>
-            </w:r>
-            <w:proofErr w:type="spellStart"/>
-            <w:r>
-              <w:rPr>
-                <w:sz w:val="24"/>
-                <w:szCs w:val="24"/>
-              </w:rPr>
-              <w:t>пошаровим</w:t>
-            </w:r>
-            <w:proofErr w:type="spellEnd"/>
-            <w:r>
-              <w:rPr>
-                <w:sz w:val="24"/>
-                <w:szCs w:val="24"/>
-              </w:rPr>
-              <w:t xml:space="preserve"> </w:t>
-            </w:r>
-            <w:proofErr w:type="spellStart"/>
-            <w:r>
-              <w:rPr>
-                <w:sz w:val="24"/>
-                <w:szCs w:val="24"/>
-              </w:rPr>
-              <w:t>ущільненням</w:t>
-            </w:r>
-            <w:proofErr w:type="spellEnd"/>
-            <w:r>
-              <w:rPr>
-                <w:sz w:val="24"/>
-                <w:szCs w:val="24"/>
-              </w:rPr>
-              <w:t xml:space="preserve">, </w:t>
-            </w:r>
-            <w:proofErr w:type="spellStart"/>
-            <w:r>
-              <w:rPr>
-                <w:sz w:val="24"/>
-                <w:szCs w:val="24"/>
-              </w:rPr>
-              <w:t>проливанням</w:t>
-            </w:r>
-            <w:proofErr w:type="spellEnd"/>
-            <w:r>
-              <w:rPr>
-                <w:sz w:val="24"/>
-                <w:szCs w:val="24"/>
-              </w:rPr>
-              <w:t xml:space="preserve"> </w:t>
-            </w:r>
-            <w:proofErr w:type="spellStart"/>
-            <w:proofErr w:type="gramStart"/>
-            <w:r>
-              <w:rPr>
-                <w:sz w:val="24"/>
-                <w:szCs w:val="24"/>
-              </w:rPr>
-              <w:t>п</w:t>
-            </w:r>
-            <w:proofErr w:type="gramEnd"/>
-            <w:r>
-              <w:rPr>
-                <w:sz w:val="24"/>
-                <w:szCs w:val="24"/>
-              </w:rPr>
-              <w:t>іску</w:t>
-            </w:r>
-            <w:proofErr w:type="spellEnd"/>
-            <w:r>
-              <w:rPr>
-                <w:sz w:val="24"/>
-                <w:szCs w:val="24"/>
-              </w:rPr>
-              <w:t xml:space="preserve"> та</w:t>
-            </w:r>
-          </w:p>
-        </w:tc>
-      </w:tr>
-      <w:tr>
-        <w:tc>
-          <w:tcPr>
-            <w:tcW w:w="238" w:type="dxa"/>
-            <w:tcMar>
-              <w:left w:w="0" w:type="dxa"/>
-              <w:right w:w="0" w:type="dxa"/>
-            </w:tcMar>
-            <w:vAlign w:val="bottom"/>
-          </w:tcPr>
-          <w:p>
-            <w:pPr>
-              <w:jc w:val="center"/>
-              <w:rPr>
-                <w:sz w:val="24"/>
-                <w:szCs w:val="24"/>
-              </w:rPr>
-            </w:pPr>
-          </w:p>
-        </w:tc>
-        <w:tc>
-          <w:tcPr>
-            <w:tcW w:w="9967" w:type="dxa"/>
-            <w:gridSpan w:val="7"/>
-            <w:tcBorders>
-              <w:top w:val="single" w:sz="4" w:space="0" w:color="auto"/>
-              <w:bottom w:val="single" w:sz="4" w:space="0" w:color="auto"/>
-            </w:tcBorders>
-            <w:vAlign w:val="bottom"/>
-          </w:tcPr>
-          <w:p>
-            <w:pPr>
-              <w:rPr>
-                <w:sz w:val="24"/>
-                <w:szCs w:val="24"/>
-              </w:rPr>
-            </w:pPr>
-            <w:proofErr w:type="spellStart"/>
-            <w:r>
-              <w:rPr>
-                <w:sz w:val="24"/>
-                <w:szCs w:val="24"/>
-              </w:rPr>
-              <w:t>ущільненням</w:t>
-            </w:r>
-            <w:proofErr w:type="spellEnd"/>
-            <w:r>
-              <w:rPr>
-                <w:sz w:val="24"/>
-                <w:szCs w:val="24"/>
-              </w:rPr>
-              <w:t xml:space="preserve"> щебеню </w:t>
-            </w:r>
-            <w:proofErr w:type="spellStart"/>
-            <w:r>
-              <w:rPr>
-                <w:sz w:val="24"/>
-                <w:szCs w:val="24"/>
-              </w:rPr>
-              <w:t>механічними</w:t>
-            </w:r>
-            <w:proofErr w:type="spellEnd"/>
-            <w:r>
-              <w:rPr>
-                <w:sz w:val="24"/>
-                <w:szCs w:val="24"/>
-              </w:rPr>
-              <w:t xml:space="preserve"> трамбовками</w:t>
-            </w:r>
-          </w:p>
-        </w:tc>
-      </w:tr>
-      <w:tr>
-        <w:tc>
-          <w:tcPr>
-            <w:tcW w:w="10205" w:type="dxa"/>
-            <w:gridSpan w:val="8"/>
-            <w:tcMar>
-              <w:left w:w="0" w:type="dxa"/>
-              <w:right w:w="0" w:type="dxa"/>
-            </w:tcMar>
-          </w:tcPr>
-          <w:p>
-            <w:pPr>
-              <w:spacing w:after="60"/>
-              <w:jc w:val="center"/>
-              <w:rPr>
-                <w:sz w:val="16"/>
-                <w:szCs w:val="16"/>
-              </w:rPr>
-            </w:pPr>
-            <w:r>
-              <w:rPr>
-                <w:sz w:val="16"/>
-                <w:szCs w:val="16"/>
-              </w:rPr>
-              <w:t>(</w:t>
-            </w:r>
-            <w:proofErr w:type="spellStart"/>
-            <w:r>
-              <w:rPr>
-                <w:sz w:val="16"/>
-                <w:szCs w:val="16"/>
-              </w:rPr>
-              <w:t>опис</w:t>
-            </w:r>
-            <w:proofErr w:type="spellEnd"/>
-            <w:r>
-              <w:rPr>
-                <w:sz w:val="16"/>
-                <w:szCs w:val="16"/>
-              </w:rPr>
-              <w:t xml:space="preserve"> </w:t>
-            </w:r>
-            <w:proofErr w:type="spellStart"/>
-            <w:r>
-              <w:rPr>
-                <w:sz w:val="16"/>
-                <w:szCs w:val="16"/>
-              </w:rPr>
-              <w:t>виконаного</w:t>
-            </w:r>
-            <w:proofErr w:type="spellEnd"/>
-            <w:r>
-              <w:rPr>
-                <w:sz w:val="16"/>
-                <w:szCs w:val="16"/>
-              </w:rPr>
-              <w:t xml:space="preserve"> </w:t>
-            </w:r>
-            <w:proofErr w:type="spellStart"/>
-            <w:r>
-              <w:rPr>
-                <w:sz w:val="16"/>
-                <w:szCs w:val="16"/>
-              </w:rPr>
-              <w:t>конструктиву</w:t>
-            </w:r>
-            <w:proofErr w:type="spellEnd"/>
-            <w:r>
-              <w:rPr>
-                <w:sz w:val="16"/>
-                <w:szCs w:val="16"/>
-              </w:rPr>
-              <w:t>)</w:t>
-            </w:r>
-          </w:p>
-        </w:tc>
-      </w:tr>
-      <w:tr>
-        <w:tc>
-          <w:tcPr>
-            <w:tcW w:w="238" w:type="dxa"/>
-            <w:tcMar>
-              <w:left w:w="0" w:type="dxa"/>
-              <w:right w:w="0" w:type="dxa"/>
-            </w:tcMar>
-            <w:vAlign w:val="bottom"/>
-          </w:tcPr>
-          <w:p>
-            <w:pPr>
-              <w:spacing w:before="120"/>
-              <w:rPr>
-                <w:sz w:val="24"/>
-                <w:szCs w:val="24"/>
-                <w:lang w:val="en-US"/>
-              </w:rPr>
-            </w:pPr>
-            <w:r>
-              <w:rPr>
-                <w:sz w:val="24"/>
-                <w:szCs w:val="24"/>
-                <w:lang w:val="en-US"/>
-              </w:rPr>
-              <w:t>2.</w:t>
-            </w:r>
-          </w:p>
-        </w:tc>
-        <w:tc>
-          <w:tcPr>
-            <w:tcW w:w="9967" w:type="dxa"/>
-            <w:gridSpan w:val="7"/>
-            <w:tcBorders>
-              <w:bottom w:val="single" w:sz="4" w:space="0" w:color="auto"/>
-            </w:tcBorders>
-            <w:vAlign w:val="bottom"/>
-          </w:tcPr>
-          <w:p>
-            <w:pPr>
-              <w:rPr>
-                <w:sz w:val="24"/>
-                <w:szCs w:val="24"/>
-              </w:rPr>
-            </w:pPr>
-            <w:proofErr w:type="spellStart"/>
-            <w:r>
-              <w:rPr>
-                <w:sz w:val="24"/>
-                <w:szCs w:val="24"/>
-              </w:rPr>
-              <w:t>Зворотня</w:t>
-            </w:r>
-            <w:proofErr w:type="spellEnd"/>
-            <w:r>
-              <w:rPr>
-                <w:sz w:val="24"/>
-                <w:szCs w:val="24"/>
-              </w:rPr>
-              <w:t xml:space="preserve"> </w:t>
-            </w:r>
-            <w:proofErr w:type="spellStart"/>
-            <w:r>
-              <w:rPr>
-                <w:sz w:val="24"/>
-                <w:szCs w:val="24"/>
-              </w:rPr>
-              <w:t>засипка</w:t>
-            </w:r>
-            <w:proofErr w:type="spellEnd"/>
-            <w:r>
-              <w:rPr>
-                <w:sz w:val="24"/>
-                <w:szCs w:val="24"/>
-              </w:rPr>
-              <w:t xml:space="preserve"> </w:t>
-            </w:r>
-            <w:proofErr w:type="spellStart"/>
-            <w:r>
-              <w:rPr>
-                <w:sz w:val="24"/>
-                <w:szCs w:val="24"/>
-              </w:rPr>
-              <w:t>відповідає</w:t>
-            </w:r>
-            <w:proofErr w:type="spellEnd"/>
-            <w:r>
-              <w:rPr>
-                <w:sz w:val="24"/>
-                <w:szCs w:val="24"/>
-              </w:rPr>
-              <w:t xml:space="preserve"> </w:t>
-            </w:r>
-            <w:proofErr w:type="spellStart"/>
-            <w:r>
-              <w:rPr>
-                <w:sz w:val="24"/>
-                <w:szCs w:val="24"/>
-              </w:rPr>
-              <w:t>конструктиву</w:t>
-            </w:r>
-            <w:proofErr w:type="spellEnd"/>
-            <w:r>
-              <w:rPr>
-                <w:sz w:val="24"/>
-                <w:szCs w:val="24"/>
-              </w:rPr>
-              <w:t xml:space="preserve"> </w:t>
-            </w:r>
-            <w:proofErr w:type="spellStart"/>
-            <w:r>
-              <w:rPr>
-                <w:sz w:val="24"/>
-                <w:szCs w:val="24"/>
-              </w:rPr>
-              <w:t>прої</w:t>
-            </w:r>
-            <w:r>
-              <w:rPr>
-                <w:sz w:val="24"/>
-                <w:szCs w:val="24"/>
-                <w:lang w:val="uk-UA"/>
-              </w:rPr>
-              <w:t>жд</w:t>
-            </w:r>
-            <w:r>
-              <w:rPr>
-                <w:sz w:val="24"/>
-                <w:szCs w:val="24"/>
-              </w:rPr>
-              <w:t>жої</w:t>
-            </w:r>
-            <w:proofErr w:type="spellEnd"/>
-            <w:r>
-              <w:rPr>
-                <w:sz w:val="24"/>
-                <w:szCs w:val="24"/>
-              </w:rPr>
-              <w:t xml:space="preserve"> </w:t>
-            </w:r>
-            <w:proofErr w:type="spellStart"/>
-            <w:r>
-              <w:rPr>
-                <w:sz w:val="24"/>
-                <w:szCs w:val="24"/>
-              </w:rPr>
-              <w:t>частини</w:t>
-            </w:r>
-            <w:proofErr w:type="spellEnd"/>
-          </w:p>
-        </w:tc>
-      </w:tr>
-      <w:tr>
-        <w:tc>
-          <w:tcPr>
-            <w:tcW w:w="10205" w:type="dxa"/>
-            <w:gridSpan w:val="8"/>
-            <w:tcMar>
-              <w:left w:w="0" w:type="dxa"/>
-              <w:right w:w="0" w:type="dxa"/>
-            </w:tcMar>
-          </w:tcPr>
-          <w:p>
-            <w:pPr>
-              <w:spacing w:after="60"/>
-              <w:jc w:val="center"/>
-              <w:rPr>
-                <w:sz w:val="16"/>
-                <w:szCs w:val="16"/>
-                <w:lang w:val="uk-UA"/>
-              </w:rPr>
-            </w:pPr>
-            <w:r>
-              <w:rPr>
-                <w:sz w:val="16"/>
-                <w:szCs w:val="16"/>
-                <w:lang w:val="uk-UA"/>
-              </w:rPr>
-              <w:t>(вид та якість відповідних матеріалів)</w:t>
-            </w:r>
-          </w:p>
-        </w:tc>
-      </w:tr>
-      <w:tr>
-        <w:tc>
-          <w:tcPr>
-            <w:tcW w:w="238" w:type="dxa"/>
-            <w:tcMar>
-              <w:left w:w="0" w:type="dxa"/>
-              <w:right w:w="0" w:type="dxa"/>
-            </w:tcMar>
-            <w:vAlign w:val="bottom"/>
-          </w:tcPr>
-          <w:p>
-            <w:pPr>
-              <w:spacing w:before="120"/>
-              <w:rPr>
-                <w:sz w:val="24"/>
-                <w:szCs w:val="24"/>
-                <w:lang w:val="en-US"/>
-              </w:rPr>
-            </w:pPr>
-            <w:r>
-              <w:rPr>
-                <w:sz w:val="24"/>
-                <w:szCs w:val="24"/>
-                <w:lang w:val="en-US"/>
-              </w:rPr>
-              <w:t>3.</w:t>
-            </w:r>
-          </w:p>
-        </w:tc>
-        <w:tc>
-          <w:tcPr>
-            <w:tcW w:w="9967" w:type="dxa"/>
-            <w:gridSpan w:val="7"/>
-            <w:tcBorders>
-              <w:bottom w:val="single" w:sz="4" w:space="0" w:color="auto"/>
-            </w:tcBorders>
-            <w:vAlign w:val="bottom"/>
-          </w:tcPr>
-          <w:p>
-            <w:pPr>
-              <w:jc w:val="center"/>
-              <w:rPr>
-                <w:sz w:val="24"/>
-                <w:szCs w:val="24"/>
-                <w:lang w:val="uk-UA"/>
-              </w:rPr>
-            </w:pPr>
-            <w:r>
-              <w:rPr>
-                <w:sz w:val="24"/>
-                <w:szCs w:val="24"/>
-                <w:lang w:val="uk-UA"/>
-              </w:rPr>
-              <w:t>відповідає</w:t>
-            </w:r>
-          </w:p>
-        </w:tc>
-      </w:tr>
-      <w:tr>
-        <w:tc>
-          <w:tcPr>
-            <w:tcW w:w="10205" w:type="dxa"/>
-            <w:gridSpan w:val="8"/>
-            <w:tcMar>
-              <w:left w:w="0" w:type="dxa"/>
-              <w:right w:w="0" w:type="dxa"/>
-            </w:tcMar>
-          </w:tcPr>
-          <w:p>
-            <w:pPr>
-              <w:spacing w:after="60"/>
-              <w:jc w:val="center"/>
-              <w:rPr>
-                <w:sz w:val="16"/>
-                <w:szCs w:val="16"/>
-              </w:rPr>
-            </w:pPr>
-            <w:r>
-              <w:rPr>
-                <w:sz w:val="16"/>
-                <w:szCs w:val="16"/>
-              </w:rPr>
-              <w:t>(</w:t>
-            </w:r>
-            <w:proofErr w:type="spellStart"/>
-            <w:r>
-              <w:rPr>
-                <w:sz w:val="16"/>
-                <w:szCs w:val="16"/>
-              </w:rPr>
-              <w:t>оцінка</w:t>
-            </w:r>
-            <w:proofErr w:type="spellEnd"/>
-            <w:r>
-              <w:rPr>
-                <w:sz w:val="16"/>
-                <w:szCs w:val="16"/>
-              </w:rPr>
-              <w:t xml:space="preserve"> та </w:t>
-            </w:r>
-            <w:proofErr w:type="spellStart"/>
-            <w:r>
-              <w:rPr>
-                <w:sz w:val="16"/>
-                <w:szCs w:val="16"/>
-              </w:rPr>
-              <w:t>якість</w:t>
-            </w:r>
-            <w:proofErr w:type="spellEnd"/>
-            <w:r>
-              <w:rPr>
-                <w:sz w:val="16"/>
-                <w:szCs w:val="16"/>
-              </w:rPr>
-              <w:t xml:space="preserve"> </w:t>
-            </w:r>
-            <w:proofErr w:type="spellStart"/>
-            <w:r>
-              <w:rPr>
-                <w:sz w:val="16"/>
-                <w:szCs w:val="16"/>
-              </w:rPr>
-              <w:t>роботи</w:t>
-            </w:r>
-            <w:proofErr w:type="spellEnd"/>
-            <w:r>
-              <w:rPr>
-                <w:sz w:val="16"/>
-                <w:szCs w:val="16"/>
-              </w:rPr>
-              <w:t xml:space="preserve">, та </w:t>
-            </w:r>
-            <w:proofErr w:type="spellStart"/>
-            <w:r>
-              <w:rPr>
-                <w:sz w:val="16"/>
-                <w:szCs w:val="16"/>
-              </w:rPr>
-              <w:t>відповідність</w:t>
-            </w:r>
-            <w:proofErr w:type="spellEnd"/>
-            <w:r>
-              <w:rPr>
-                <w:sz w:val="16"/>
-                <w:szCs w:val="16"/>
-              </w:rPr>
-              <w:t xml:space="preserve"> нормам </w:t>
-            </w:r>
-            <w:proofErr w:type="spellStart"/>
-            <w:r>
-              <w:rPr>
-                <w:sz w:val="16"/>
-                <w:szCs w:val="16"/>
-              </w:rPr>
-              <w:t>законодавства</w:t>
-            </w:r>
-            <w:proofErr w:type="spellEnd"/>
-            <w:proofErr w:type="gramStart"/>
-            <w:r>
-              <w:rPr>
-                <w:sz w:val="16"/>
-                <w:szCs w:val="16"/>
-              </w:rPr>
-              <w:t xml:space="preserve"> )</w:t>
-            </w:r>
-            <w:proofErr w:type="gramEnd"/>
-          </w:p>
-        </w:tc>
-      </w:tr>
-      <w:tr>
-        <w:tc>
-          <w:tcPr>
-            <w:tcW w:w="10205" w:type="dxa"/>
-            <w:gridSpan w:val="8"/>
-            <w:tcMar>
-              <w:left w:w="0" w:type="dxa"/>
-              <w:right w:w="0" w:type="dxa"/>
-            </w:tcMar>
-            <w:vAlign w:val="bottom"/>
-          </w:tcPr>
-          <w:p>
-            <w:pPr>
-              <w:jc w:val="center"/>
-              <w:rPr>
-                <w:sz w:val="24"/>
-                <w:szCs w:val="24"/>
-              </w:rPr>
-            </w:pPr>
-          </w:p>
-        </w:tc>
-      </w:tr>
-      <w:tr>
-        <w:tc>
-          <w:tcPr>
-            <w:tcW w:w="10205" w:type="dxa"/>
-            <w:gridSpan w:val="8"/>
-            <w:tcMar>
-              <w:left w:w="0" w:type="dxa"/>
-              <w:right w:w="0" w:type="dxa"/>
-            </w:tcMar>
-            <w:vAlign w:val="bottom"/>
-          </w:tcPr>
-          <w:p>
-            <w:pPr>
-              <w:rPr>
-                <w:b/>
-                <w:sz w:val="24"/>
-                <w:szCs w:val="24"/>
-              </w:rPr>
-            </w:pPr>
-            <w:r>
-              <w:rPr>
-                <w:b/>
-                <w:sz w:val="24"/>
-                <w:szCs w:val="24"/>
-              </w:rPr>
-              <w:t xml:space="preserve">На </w:t>
-            </w:r>
-            <w:proofErr w:type="spellStart"/>
-            <w:proofErr w:type="gramStart"/>
-            <w:r>
-              <w:rPr>
-                <w:b/>
-                <w:sz w:val="24"/>
-                <w:szCs w:val="24"/>
-              </w:rPr>
-              <w:t>п</w:t>
-            </w:r>
-            <w:proofErr w:type="gramEnd"/>
-            <w:r>
-              <w:rPr>
-                <w:b/>
-                <w:sz w:val="24"/>
-                <w:szCs w:val="24"/>
-              </w:rPr>
-              <w:t>ідставі</w:t>
-            </w:r>
-            <w:proofErr w:type="spellEnd"/>
-            <w:r>
-              <w:rPr>
-                <w:b/>
-                <w:sz w:val="24"/>
-                <w:szCs w:val="24"/>
-              </w:rPr>
-              <w:t xml:space="preserve"> </w:t>
-            </w:r>
-            <w:proofErr w:type="spellStart"/>
-            <w:r>
-              <w:rPr>
-                <w:b/>
-                <w:sz w:val="24"/>
-                <w:szCs w:val="24"/>
-              </w:rPr>
-              <w:t>вищенаведеного</w:t>
-            </w:r>
-            <w:proofErr w:type="spellEnd"/>
-            <w:r>
-              <w:rPr>
-                <w:b/>
-                <w:sz w:val="24"/>
-                <w:szCs w:val="24"/>
-              </w:rPr>
-              <w:t xml:space="preserve"> </w:t>
-            </w:r>
-            <w:proofErr w:type="spellStart"/>
-            <w:r>
-              <w:rPr>
-                <w:b/>
-                <w:sz w:val="24"/>
-                <w:szCs w:val="24"/>
-              </w:rPr>
-              <w:t>виконувати</w:t>
-            </w:r>
-            <w:proofErr w:type="spellEnd"/>
-            <w:r>
-              <w:rPr>
-                <w:b/>
-                <w:sz w:val="24"/>
-                <w:szCs w:val="24"/>
-              </w:rPr>
-              <w:t xml:space="preserve"> </w:t>
-            </w:r>
-            <w:proofErr w:type="spellStart"/>
-            <w:r>
-              <w:rPr>
-                <w:b/>
-                <w:sz w:val="24"/>
-                <w:szCs w:val="24"/>
-              </w:rPr>
-              <w:t>відновлення</w:t>
-            </w:r>
-            <w:proofErr w:type="spellEnd"/>
-            <w:r>
-              <w:rPr>
-                <w:b/>
-                <w:sz w:val="24"/>
-                <w:szCs w:val="24"/>
-              </w:rPr>
-              <w:t xml:space="preserve"> а/б </w:t>
-            </w:r>
-            <w:proofErr w:type="spellStart"/>
-            <w:r>
-              <w:rPr>
-                <w:b/>
-                <w:sz w:val="24"/>
-                <w:szCs w:val="24"/>
-              </w:rPr>
-              <w:t>покриття</w:t>
-            </w:r>
-            <w:proofErr w:type="spellEnd"/>
-            <w:r>
-              <w:rPr>
-                <w:b/>
-                <w:sz w:val="24"/>
-                <w:szCs w:val="24"/>
-              </w:rPr>
-              <w:t>:</w:t>
+              <w:t>На підставі вищенаведеного виконувати відновлення а/б покриття:</w:t>
             </w:r>
           </w:p>
         </w:tc>
@@ -2140,51 +1337,7 @@
           <w:szCs w:val="24"/>
           <w:lang w:val="uk-UA"/>
         </w:rPr>
-        <w:t xml:space="preserve">Замовник несе повну відповідальність за проведену </w:t>
-      </w:r>
-      <w:proofErr w:type="spellStart"/>
-      <w:r>
-        <w:rPr>
-          <w:b/>
-          <w:i/>
-          <w:sz w:val="24"/>
-          <w:szCs w:val="24"/>
-          <w:lang w:val="uk-UA"/>
-        </w:rPr>
-        <w:t>зворотню</w:t>
-      </w:r>
-      <w:proofErr w:type="spellEnd"/>
-      <w:r>
-        <w:rPr>
-          <w:b/>
-          <w:i/>
-          <w:sz w:val="24"/>
-          <w:szCs w:val="24"/>
-          <w:lang w:val="uk-UA"/>
-        </w:rPr>
-        <w:t xml:space="preserve"> засипку покриття і, у разі просадки в місцях проведення робіт, за рахунок власних коштів зобов’язується відновити </w:t>
-      </w:r>
-      <w:proofErr w:type="spellStart"/>
-      <w:r>
-        <w:rPr>
-          <w:b/>
-          <w:i/>
-          <w:sz w:val="24"/>
-          <w:szCs w:val="24"/>
-          <w:lang w:val="uk-UA"/>
-        </w:rPr>
-        <w:t>зворотню</w:t>
-      </w:r>
-      <w:proofErr w:type="spellEnd"/>
-      <w:r>
-        <w:rPr>
-          <w:b/>
-          <w:i/>
-          <w:sz w:val="24"/>
-          <w:szCs w:val="24"/>
-          <w:lang w:val="uk-UA"/>
-        </w:rPr>
-        <w:t xml:space="preserve"> засипку та а/б покриття.</w:t>
+        <w:t>Замовник несе повну відповідальність за проведену зворотню засипку покриття і, у разі просадки в місцях проведення робіт, за рахунок власних коштів зобов’язується відновити зворотню засипку та а/б покриття.</w:t>
       </w:r>
     </w:p>
     <w:p>
@@ -2203,7 +1356,7 @@
     <w:tbl>
       <w:tblPr>
         <w:tblW w:w="0" w:type="auto"/>
-        <w:tblLook w:val="04A0"/>
+        <w:tblLook w:val="00A0"/>
       </w:tblPr>
       <w:tblGrid>
         <w:gridCol w:w="3894"/>
@@ -2543,25 +1696,7 @@
                 <w:szCs w:val="24"/>
                 <w:lang w:val="uk-UA"/>
               </w:rPr>
-              <w:t xml:space="preserve">Представник </w:t>
-            </w:r>
-            <w:proofErr w:type="spellStart"/>
-            <w:r>
-              <w:rPr>
-                <w:sz w:val="24"/>
-                <w:szCs w:val="24"/>
-                <w:lang w:val="uk-UA"/>
-              </w:rPr>
-              <w:t>КП</w:t>
-            </w:r>
-            <w:proofErr w:type="spellEnd"/>
-            <w:r>
-              <w:rPr>
-                <w:sz w:val="24"/>
-                <w:szCs w:val="24"/>
-                <w:lang w:val="uk-UA"/>
-              </w:rPr>
-              <w:t xml:space="preserve"> «ШЛЯХРЕМБУД»</w:t>
+              <w:t>Представник КП «ШЛЯХРЕМБУД»</w:t>
             </w:r>
           </w:p>
         </w:tc>
@@ -2809,6 +1944,8 @@
     <w:rPrDefault>
       <w:rPr>
         <w:rFonts w:ascii="Calibri" w:eastAsia="Calibri" w:hAnsi="Calibri" w:cs="Times New Roman"/>
+        <w:sz w:val="22"/>
+        <w:szCs w:val="22"/>
         <w:lang w:val="ru-RU" w:eastAsia="ru-RU" w:bidi="ar-SA"/>
       </w:rPr>
     </w:rPrDefault>
@@ -2840,7 +1977,7 @@
     <w:lsdException w:name="Subtitle" w:locked="1" w:semiHidden="0" w:uiPriority="0" w:unhideWhenUsed="0" w:qFormat="1"/>
     <w:lsdException w:name="Strong" w:locked="1" w:semiHidden="0" w:uiPriority="0" w:unhideWhenUsed="0" w:qFormat="1"/>
     <w:lsdException w:name="Emphasis" w:locked="1" w:semiHidden="0" w:uiPriority="0" w:unhideWhenUsed="0" w:qFormat="1"/>
-    <w:lsdException w:name="Table Grid" w:locked="1" w:semiHidden="0" w:uiPriority="59" w:unhideWhenUsed="0"/>
+    <w:lsdException w:name="Table Grid" w:locked="1" w:semiHidden="0" w:uiPriority="0" w:unhideWhenUsed="0"/>
     <w:lsdException w:name="Placeholder Text" w:unhideWhenUsed="0"/>
     <w:lsdException w:name="No Spacing" w:semiHidden="0" w:uiPriority="1" w:unhideWhenUsed="0" w:qFormat="1"/>
     <w:lsdException w:name="Light Shading" w:semiHidden="0" w:uiPriority="60" w:unhideWhenUsed="0"/>
@@ -2953,7 +2090,7 @@
     <w:lsdException w:name="Bibliography" w:uiPriority="37"/>
     <w:lsdException w:name="TOC Heading" w:uiPriority="39" w:qFormat="1"/>
   </w:latentStyles>
-  <w:style w:type="paragraph" w:default="1" w:styleId="a">
+  <w:style w:type="paragraph" w:default="1" w:styleId="Normal">
     <w:name w:val="Normal"/>
     <w:qFormat/>
     <w:rsid w:val="001D625D"/>
@@ -2963,16 +2100,17 @@
     <w:rPr>
       <w:rFonts w:ascii="Times New Roman" w:eastAsia="Times New Roman" w:hAnsi="Times New Roman"/>
       <w:color w:val="000000"/>
+      <w:sz w:val="20"/>
+      <w:szCs w:val="20"/>
       <w:lang w:eastAsia="ar-SA"/>
     </w:rPr>
   </w:style>
-  <w:style w:type="character" w:default="1" w:styleId="a0">
+  <w:style w:type="character" w:default="1" w:styleId="DefaultParagraphFont">
     <w:name w:val="Default Paragraph Font"/>
-    <w:uiPriority w:val="1"/>
+    <w:uiPriority w:val="99"/>
     <w:semiHidden/>
-    <w:unhideWhenUsed/>
   </w:style>
-  <w:style w:type="table" w:default="1" w:styleId="a1">
+  <w:style w:type="table" w:default="1" w:styleId="TableNormal">
     <w:name w:val="Normal Table"/>
     <w:uiPriority w:val="99"/>
     <w:semiHidden/>
@@ -2988,19 +2126,21 @@
       </w:tblCellMar>
     </w:tblPr>
   </w:style>
-  <w:style w:type="numbering" w:default="1" w:styleId="a2">
+  <w:style w:type="numbering" w:default="1" w:styleId="NoList">
     <w:name w:val="No List"/>
     <w:uiPriority w:val="99"/>
     <w:semiHidden/>
     <w:unhideWhenUsed/>
   </w:style>
-  <w:style w:type="table" w:styleId="a3">
+  <w:style w:type="table" w:styleId="TableGrid">
     <w:name w:val="Table Grid"/>
-    <w:basedOn w:val="a1"/>
-    <w:uiPriority w:val="59"/>
+    <w:basedOn w:val="TableNormal"/>
+    <w:uiPriority w:val="99"/>
     <w:locked/>
     <w:rsid w:val="00A34672"/>
     <w:rPr>
+      <w:sz w:val="20"/>
+      <w:szCs w:val="20"/>
       <w:lang w:eastAsia="en-US"/>
     </w:rPr>
     <w:tblPr>
